--- a/docs/Z+ User Guide.docx
+++ b/docs/Z+ User Guide.docx
@@ -513,6 +513,70 @@
         <w:t xml:space="preserve">Fill in the “Schedule a meeting” form: topic, date, start time (HH:mm), duration in minutes, and an optional meeting password. The meeting appears under “Your meetings” with its meeting ID, ready to share in advance.</w:t>
       </w:r>
     </w:p>
+    <w:p>
+      <w:pPr>
+        <w:pStyle w:val="Heading3"/>
+      </w:pPr>
+      <w:r>
+        <w:t xml:space="preserve">Inviting people by email</w:t>
+      </w:r>
+    </w:p>
+    <w:p>
+      <w:pPr>
+        <w:spacing w:after="120"/>
+      </w:pPr>
+      <w:r>
+        <w:t xml:space="preserve">Add email addresses (comma-separated) in the “Invite by email” field when scheduling. Each invitee receives an email with the topic, date and time, the meeting ID, the password if one is set, and an invitation link that shows the meeting details in their browser. The confirmation message tells you how many invitations were sent.</w:t>
+      </w:r>
+    </w:p>
+    <w:tbl>
+      <w:tblPr>
+        <w:tblW w:type="dxa" w:w="9360"/>
+        <w:tblBorders>
+          <w:top w:val="single" w:color="auto" w:sz="4"/>
+          <w:left w:val="single" w:color="auto" w:sz="4"/>
+          <w:bottom w:val="single" w:color="auto" w:sz="4"/>
+          <w:right w:val="single" w:color="auto" w:sz="4"/>
+          <w:insideH w:val="single" w:color="auto" w:sz="4"/>
+          <w:insideV w:val="single" w:color="auto" w:sz="4"/>
+        </w:tblBorders>
+      </w:tblPr>
+      <w:tblGrid>
+        <w:gridCol w:w="9360"/>
+      </w:tblGrid>
+      <w:tr>
+        <w:tc>
+          <w:tcPr>
+            <w:tcW w:type="dxa" w:w="9360"/>
+            <w:tcBorders>
+              <w:top w:val="single" w:color="B9CFEA" w:sz="1"/>
+              <w:left w:val="single" w:color="B9CFEA" w:sz="1"/>
+              <w:bottom w:val="single" w:color="B9CFEA" w:sz="1"/>
+              <w:right w:val="single" w:color="B9CFEA" w:sz="1"/>
+            </w:tcBorders>
+            <w:shd w:fill="DEEBFA" w:val="clear"/>
+            <w:tcMar>
+              <w:top w:type="dxa" w:w="120"/>
+              <w:left w:type="dxa" w:w="160"/>
+              <w:bottom w:type="dxa" w:w="120"/>
+              <w:right w:type="dxa" w:w="160"/>
+            </w:tcMar>
+          </w:tcPr>
+          <w:p>
+            <w:r>
+              <w:rPr>
+                <w:b/>
+                <w:bCs/>
+              </w:rPr>
+              <w:t xml:space="preserve">Note:  </w:t>
+            </w:r>
+            <w:r>
+              <w:t xml:space="preserve">Email invitations require your administrator to configure an outgoing mail server. If scheduling with invitees is refused with an email-related message, contact your administrator.</w:t>
+            </w:r>
+          </w:p>
+        </w:tc>
+      </w:tr>
+    </w:tbl>
     <w:p>
       <w:pPr>
         <w:pStyle w:val="Heading2"/>
@@ -971,6 +1035,30 @@
     </w:p>
     <w:p>
       <w:pPr>
+        <w:pStyle w:val="Heading2"/>
+      </w:pPr>
+      <w:r>
+        <w:t xml:space="preserve">5.4 End-to-end encryption</w:t>
+      </w:r>
+    </w:p>
+    <w:p>
+      <w:pPr>
+        <w:spacing w:after="120"/>
+      </w:pPr>
+      <w:r>
+        <w:t xml:space="preserve">Everything in a Z+ meeting is end-to-end encrypted. Your audio and video travel directly between participants over encrypted connections — they never pass through the server. Chat messages are encrypted on your device with a meeting key that participants exchange directly with each other; the server relays and stores only unreadable ciphertext.</w:t>
+      </w:r>
+    </w:p>
+    <w:p>
+      <w:pPr>
+        <w:spacing w:after="120"/>
+      </w:pPr>
+      <w:r>
+        <w:t xml:space="preserve">The 🔒 “End-to-end encrypted” badge in the meeting header confirms encryption is active. If you ever see “Securing chat — try again in a moment”, the key exchange is still completing — this normally takes under a second after joining.</w:t>
+      </w:r>
+    </w:p>
+    <w:p>
+      <w:pPr>
         <w:pStyle w:val="Heading1"/>
       </w:pPr>
       <w:r>
@@ -2271,6 +2359,114 @@
           </w:p>
         </w:tc>
       </w:tr>
+      <w:tr>
+        <w:tc>
+          <w:tcPr>
+            <w:tcW w:type="dxa" w:w="3300"/>
+            <w:tcBorders>
+              <w:top w:val="single" w:color="CCCCCC" w:sz="1"/>
+              <w:left w:val="single" w:color="CCCCCC" w:sz="1"/>
+              <w:bottom w:val="single" w:color="CCCCCC" w:sz="1"/>
+              <w:right w:val="single" w:color="CCCCCC" w:sz="1"/>
+            </w:tcBorders>
+            <w:tcMar>
+              <w:top w:type="dxa" w:w="80"/>
+              <w:left w:type="dxa" w:w="120"/>
+              <w:bottom w:type="dxa" w:w="80"/>
+              <w:right w:type="dxa" w:w="120"/>
+            </w:tcMar>
+          </w:tcPr>
+          <w:p>
+            <w:r>
+              <w:rPr>
+                <w:b w:val="false"/>
+                <w:bCs w:val="false"/>
+              </w:rPr>
+              <w:t xml:space="preserve">Invitation emails not arriving</w:t>
+            </w:r>
+          </w:p>
+        </w:tc>
+        <w:tc>
+          <w:tcPr>
+            <w:tcW w:type="dxa" w:w="6060"/>
+            <w:tcBorders>
+              <w:top w:val="single" w:color="CCCCCC" w:sz="1"/>
+              <w:left w:val="single" w:color="CCCCCC" w:sz="1"/>
+              <w:bottom w:val="single" w:color="CCCCCC" w:sz="1"/>
+              <w:right w:val="single" w:color="CCCCCC" w:sz="1"/>
+            </w:tcBorders>
+            <w:tcMar>
+              <w:top w:type="dxa" w:w="80"/>
+              <w:left w:type="dxa" w:w="120"/>
+              <w:bottom w:type="dxa" w:w="80"/>
+              <w:right w:type="dxa" w:w="120"/>
+            </w:tcMar>
+          </w:tcPr>
+          <w:p>
+            <w:r>
+              <w:rPr>
+                <w:b w:val="false"/>
+                <w:bCs w:val="false"/>
+              </w:rPr>
+              <w:t xml:space="preserve">Ask invitees to check spam folders. If scheduling with invitees is refused, the server has no mail server configured — contact your administrator.</w:t>
+            </w:r>
+          </w:p>
+        </w:tc>
+      </w:tr>
+      <w:tr>
+        <w:tc>
+          <w:tcPr>
+            <w:tcW w:type="dxa" w:w="3300"/>
+            <w:tcBorders>
+              <w:top w:val="single" w:color="CCCCCC" w:sz="1"/>
+              <w:left w:val="single" w:color="CCCCCC" w:sz="1"/>
+              <w:bottom w:val="single" w:color="CCCCCC" w:sz="1"/>
+              <w:right w:val="single" w:color="CCCCCC" w:sz="1"/>
+            </w:tcBorders>
+            <w:tcMar>
+              <w:top w:type="dxa" w:w="80"/>
+              <w:left w:type="dxa" w:w="120"/>
+              <w:bottom w:type="dxa" w:w="80"/>
+              <w:right w:type="dxa" w:w="120"/>
+            </w:tcMar>
+          </w:tcPr>
+          <w:p>
+            <w:r>
+              <w:rPr>
+                <w:b w:val="false"/>
+                <w:bCs w:val="false"/>
+              </w:rPr>
+              <w:t xml:space="preserve">“Securing chat” doesn't go away</w:t>
+            </w:r>
+          </w:p>
+        </w:tc>
+        <w:tc>
+          <w:tcPr>
+            <w:tcW w:type="dxa" w:w="6060"/>
+            <w:tcBorders>
+              <w:top w:val="single" w:color="CCCCCC" w:sz="1"/>
+              <w:left w:val="single" w:color="CCCCCC" w:sz="1"/>
+              <w:bottom w:val="single" w:color="CCCCCC" w:sz="1"/>
+              <w:right w:val="single" w:color="CCCCCC" w:sz="1"/>
+            </w:tcBorders>
+            <w:tcMar>
+              <w:top w:type="dxa" w:w="80"/>
+              <w:left w:type="dxa" w:w="120"/>
+              <w:bottom w:type="dxa" w:w="80"/>
+              <w:right w:type="dxa" w:w="120"/>
+            </w:tcMar>
+          </w:tcPr>
+          <w:p>
+            <w:r>
+              <w:rPr>
+                <w:b w:val="false"/>
+                <w:bCs w:val="false"/>
+              </w:rPr>
+              <w:t xml:space="preserve">The encryption key exchange with the meeting host didn't complete. Leave and rejoin the meeting.</w:t>
+            </w:r>
+          </w:p>
+        </w:tc>
+      </w:tr>
     </w:tbl>
     <w:p>
       <w:pPr>
@@ -2620,6 +2816,114 @@
                 <w:bCs w:val="false"/>
               </w:rPr>
               <w:t xml:space="preserve">Last 100 messages</w:t>
+            </w:r>
+          </w:p>
+        </w:tc>
+      </w:tr>
+      <w:tr>
+        <w:tc>
+          <w:tcPr>
+            <w:tcW w:type="dxa" w:w="3300"/>
+            <w:tcBorders>
+              <w:top w:val="single" w:color="CCCCCC" w:sz="1"/>
+              <w:left w:val="single" w:color="CCCCCC" w:sz="1"/>
+              <w:bottom w:val="single" w:color="CCCCCC" w:sz="1"/>
+              <w:right w:val="single" w:color="CCCCCC" w:sz="1"/>
+            </w:tcBorders>
+            <w:tcMar>
+              <w:top w:type="dxa" w:w="80"/>
+              <w:left w:type="dxa" w:w="120"/>
+              <w:bottom w:type="dxa" w:w="80"/>
+              <w:right w:type="dxa" w:w="120"/>
+            </w:tcMar>
+          </w:tcPr>
+          <w:p>
+            <w:r>
+              <w:rPr>
+                <w:b w:val="false"/>
+                <w:bCs w:val="false"/>
+              </w:rPr>
+              <w:t xml:space="preserve">Encryption</w:t>
+            </w:r>
+          </w:p>
+        </w:tc>
+        <w:tc>
+          <w:tcPr>
+            <w:tcW w:type="dxa" w:w="6060"/>
+            <w:tcBorders>
+              <w:top w:val="single" w:color="CCCCCC" w:sz="1"/>
+              <w:left w:val="single" w:color="CCCCCC" w:sz="1"/>
+              <w:bottom w:val="single" w:color="CCCCCC" w:sz="1"/>
+              <w:right w:val="single" w:color="CCCCCC" w:sz="1"/>
+            </w:tcBorders>
+            <w:tcMar>
+              <w:top w:type="dxa" w:w="80"/>
+              <w:left w:type="dxa" w:w="120"/>
+              <w:bottom w:type="dxa" w:w="80"/>
+              <w:right w:type="dxa" w:w="120"/>
+            </w:tcMar>
+          </w:tcPr>
+          <w:p>
+            <w:r>
+              <w:rPr>
+                <w:b w:val="false"/>
+                <w:bCs w:val="false"/>
+              </w:rPr>
+              <w:t xml:space="preserve">Audio, video and chat are end-to-end encrypted</w:t>
+            </w:r>
+          </w:p>
+        </w:tc>
+      </w:tr>
+      <w:tr>
+        <w:tc>
+          <w:tcPr>
+            <w:tcW w:type="dxa" w:w="3300"/>
+            <w:tcBorders>
+              <w:top w:val="single" w:color="CCCCCC" w:sz="1"/>
+              <w:left w:val="single" w:color="CCCCCC" w:sz="1"/>
+              <w:bottom w:val="single" w:color="CCCCCC" w:sz="1"/>
+              <w:right w:val="single" w:color="CCCCCC" w:sz="1"/>
+            </w:tcBorders>
+            <w:tcMar>
+              <w:top w:type="dxa" w:w="80"/>
+              <w:left w:type="dxa" w:w="120"/>
+              <w:bottom w:type="dxa" w:w="80"/>
+              <w:right w:type="dxa" w:w="120"/>
+            </w:tcMar>
+          </w:tcPr>
+          <w:p>
+            <w:r>
+              <w:rPr>
+                <w:b w:val="false"/>
+                <w:bCs w:val="false"/>
+              </w:rPr>
+              <w:t xml:space="preserve">Email invitations</w:t>
+            </w:r>
+          </w:p>
+        </w:tc>
+        <w:tc>
+          <w:tcPr>
+            <w:tcW w:type="dxa" w:w="6060"/>
+            <w:tcBorders>
+              <w:top w:val="single" w:color="CCCCCC" w:sz="1"/>
+              <w:left w:val="single" w:color="CCCCCC" w:sz="1"/>
+              <w:bottom w:val="single" w:color="CCCCCC" w:sz="1"/>
+              <w:right w:val="single" w:color="CCCCCC" w:sz="1"/>
+            </w:tcBorders>
+            <w:tcMar>
+              <w:top w:type="dxa" w:w="80"/>
+              <w:left w:type="dxa" w:w="120"/>
+              <w:bottom w:type="dxa" w:w="80"/>
+              <w:right w:type="dxa" w:w="120"/>
+            </w:tcMar>
+          </w:tcPr>
+          <w:p>
+            <w:r>
+              <w:rPr>
+                <w:b w:val="false"/>
+                <w:bCs w:val="false"/>
+              </w:rPr>
+              <w:t xml:space="preserve">Up to 50 per meeting (requires admin email setup)</w:t>
             </w:r>
           </w:p>
         </w:tc>

--- a/docs/Z+ User Guide.docx
+++ b/docs/Z+ User Guide.docx
@@ -1456,7 +1456,7 @@
         <w:spacing w:after="120"/>
       </w:pPr>
       <w:r>
-        <w:t xml:space="preserve">Linux users join meetings with the console client, zplus-client — a single self-contained binary with nothing to install. It signs in to the same server and the same account as the Windows app.</w:t>
+        <w:t xml:space="preserve">Linux users get the same desktop experience with zplus-client — a single self-contained application with nothing to install. It looks like the Windows app, signs in to the same server with the same account, and joins the same meetings.</w:t>
       </w:r>
     </w:p>
     <w:p>
@@ -1514,16 +1514,7 @@
         <w:t xml:space="preserve">./zplus-client</w:t>
       </w:r>
       <w:r>
-        <w:t xml:space="preserve"> and enter the server address, your email and password when prompted (first time? add </w:t>
-      </w:r>
-      <w:r>
-        <w:rPr>
-          <w:rFonts w:ascii="Consolas" w:cs="Consolas" w:eastAsia="Consolas" w:hAnsi="Consolas"/>
-        </w:rPr>
-        <w:t xml:space="preserve">--register</w:t>
-      </w:r>
-      <w:r>
-        <w:t xml:space="preserve"> to create an account).</w:t>
+        <w:t xml:space="preserve">. The familiar sign-in window opens — create an account or sign in exactly as described in section 2.</w:t>
       </w:r>
     </w:p>
     <w:p>
@@ -1536,7 +1527,15 @@
         <w:spacing w:after="80"/>
       </w:pPr>
       <w:r>
-        <w:t xml:space="preserve">Pick a menu option: start an instant meeting, join by meeting ID, or list your meetings.</w:t>
+        <w:t xml:space="preserve">The Home screen offers the same options as on Windows: start an instant meeting, join by meeting ID, or schedule a meeting with email invitations.</w:t>
+      </w:r>
+    </w:p>
+    <w:p>
+      <w:pPr>
+        <w:pStyle w:val="Heading2"/>
+      </w:pPr>
+      <w:r>
+        <w:t xml:space="preserve">7.2 In a meeting</w:t>
       </w:r>
     </w:p>
     <w:p>
@@ -1544,340 +1543,9 @@
         <w:spacing w:after="120"/>
       </w:pPr>
       <w:r>
-        <w:t xml:space="preserve">Tip: set </w:t>
-      </w:r>
-      <w:r>
-        <w:rPr>
-          <w:rFonts w:ascii="Consolas" w:cs="Consolas" w:eastAsia="Consolas" w:hAnsi="Consolas"/>
-        </w:rPr>
-        <w:t xml:space="preserve">ZPLUS_SERVER</w:t>
-      </w:r>
-      <w:r>
-        <w:t xml:space="preserve">, </w:t>
-      </w:r>
-      <w:r>
-        <w:rPr>
-          <w:rFonts w:ascii="Consolas" w:cs="Consolas" w:eastAsia="Consolas" w:hAnsi="Consolas"/>
-        </w:rPr>
-        <w:t xml:space="preserve">ZPLUS_EMAIL</w:t>
-      </w:r>
-      <w:r>
-        <w:t xml:space="preserve"> and </w:t>
-      </w:r>
-      <w:r>
-        <w:rPr>
-          <w:rFonts w:ascii="Consolas" w:cs="Consolas" w:eastAsia="Consolas" w:hAnsi="Consolas"/>
-        </w:rPr>
-        <w:t xml:space="preserve">ZPLUS_PASSWORD</w:t>
-      </w:r>
-      <w:r>
-        <w:t xml:space="preserve"> environment variables (or the matching --server/--email/--password flags) to skip the prompts.</w:t>
-      </w:r>
-    </w:p>
-    <w:p>
-      <w:pPr>
-        <w:pStyle w:val="Heading2"/>
-      </w:pPr>
-      <w:r>
-        <w:t xml:space="preserve">7.2 In a meeting</w:t>
-      </w:r>
-    </w:p>
-    <w:p>
-      <w:pPr>
-        <w:spacing w:after="120"/>
-      </w:pPr>
-      <w:r>
-        <w:t xml:space="preserve">Anything you type is sent to everyone as public chat. Joins, leaves, messages and host actions print as they happen. Commands:</w:t>
-      </w:r>
-    </w:p>
-    <w:tbl>
-      <w:tblPr>
-        <w:tblW w:type="dxa" w:w="9360"/>
-        <w:tblBorders>
-          <w:top w:val="single" w:color="auto" w:sz="4"/>
-          <w:left w:val="single" w:color="auto" w:sz="4"/>
-          <w:bottom w:val="single" w:color="auto" w:sz="4"/>
-          <w:right w:val="single" w:color="auto" w:sz="4"/>
-          <w:insideH w:val="single" w:color="auto" w:sz="4"/>
-          <w:insideV w:val="single" w:color="auto" w:sz="4"/>
-        </w:tblBorders>
-      </w:tblPr>
-      <w:tblGrid>
-        <w:gridCol w:w="2600"/>
-        <w:gridCol w:w="6760"/>
-      </w:tblGrid>
-      <w:tr>
-        <w:trPr>
-          <w:tblHeader/>
-        </w:trPr>
-        <w:tc>
-          <w:tcPr>
-            <w:tcW w:type="dxa" w:w="2600"/>
-            <w:tcBorders>
-              <w:top w:val="single" w:color="CCCCCC" w:sz="1"/>
-              <w:left w:val="single" w:color="CCCCCC" w:sz="1"/>
-              <w:bottom w:val="single" w:color="CCCCCC" w:sz="1"/>
-              <w:right w:val="single" w:color="CCCCCC" w:sz="1"/>
-            </w:tcBorders>
-            <w:shd w:fill="DEEBFA" w:val="clear"/>
-            <w:tcMar>
-              <w:top w:type="dxa" w:w="80"/>
-              <w:left w:type="dxa" w:w="120"/>
-              <w:bottom w:type="dxa" w:w="80"/>
-              <w:right w:type="dxa" w:w="120"/>
-            </w:tcMar>
-          </w:tcPr>
-          <w:p>
-            <w:r>
-              <w:rPr>
-                <w:b/>
-                <w:bCs/>
-              </w:rPr>
-              <w:t xml:space="preserve">Command</w:t>
-            </w:r>
-          </w:p>
-        </w:tc>
-        <w:tc>
-          <w:tcPr>
-            <w:tcW w:type="dxa" w:w="6760"/>
-            <w:tcBorders>
-              <w:top w:val="single" w:color="CCCCCC" w:sz="1"/>
-              <w:left w:val="single" w:color="CCCCCC" w:sz="1"/>
-              <w:bottom w:val="single" w:color="CCCCCC" w:sz="1"/>
-              <w:right w:val="single" w:color="CCCCCC" w:sz="1"/>
-            </w:tcBorders>
-            <w:shd w:fill="DEEBFA" w:val="clear"/>
-            <w:tcMar>
-              <w:top w:type="dxa" w:w="80"/>
-              <w:left w:type="dxa" w:w="120"/>
-              <w:bottom w:type="dxa" w:w="80"/>
-              <w:right w:type="dxa" w:w="120"/>
-            </w:tcMar>
-          </w:tcPr>
-          <w:p>
-            <w:r>
-              <w:rPr>
-                <w:b/>
-                <w:bCs/>
-              </w:rPr>
-              <w:t xml:space="preserve">What it does</w:t>
-            </w:r>
-          </w:p>
-        </w:tc>
-      </w:tr>
-      <w:tr>
-        <w:tc>
-          <w:tcPr>
-            <w:tcW w:type="dxa" w:w="2600"/>
-            <w:tcBorders>
-              <w:top w:val="single" w:color="CCCCCC" w:sz="1"/>
-              <w:left w:val="single" w:color="CCCCCC" w:sz="1"/>
-              <w:bottom w:val="single" w:color="CCCCCC" w:sz="1"/>
-              <w:right w:val="single" w:color="CCCCCC" w:sz="1"/>
-            </w:tcBorders>
-            <w:tcMar>
-              <w:top w:type="dxa" w:w="80"/>
-              <w:left w:type="dxa" w:w="120"/>
-              <w:bottom w:type="dxa" w:w="80"/>
-              <w:right w:type="dxa" w:w="120"/>
-            </w:tcMar>
-          </w:tcPr>
-          <w:p>
-            <w:r>
-              <w:rPr>
-                <w:rFonts w:ascii="Consolas" w:cs="Consolas" w:eastAsia="Consolas" w:hAnsi="Consolas"/>
-              </w:rPr>
-              <w:t xml:space="preserve">/who</w:t>
-            </w:r>
-          </w:p>
-        </w:tc>
-        <w:tc>
-          <w:tcPr>
-            <w:tcW w:type="dxa" w:w="6760"/>
-            <w:tcBorders>
-              <w:top w:val="single" w:color="CCCCCC" w:sz="1"/>
-              <w:left w:val="single" w:color="CCCCCC" w:sz="1"/>
-              <w:bottom w:val="single" w:color="CCCCCC" w:sz="1"/>
-              <w:right w:val="single" w:color="CCCCCC" w:sz="1"/>
-            </w:tcBorders>
-            <w:tcMar>
-              <w:top w:type="dxa" w:w="80"/>
-              <w:left w:type="dxa" w:w="120"/>
-              <w:bottom w:type="dxa" w:w="80"/>
-              <w:right w:type="dxa" w:w="120"/>
-            </w:tcMar>
-          </w:tcPr>
-          <w:p>
-            <w:r>
-              <w:rPr>
-                <w:b w:val="false"/>
-                <w:bCs w:val="false"/>
-              </w:rPr>
-              <w:t xml:space="preserve">List participants, with host and mute status</w:t>
-            </w:r>
-          </w:p>
-        </w:tc>
-      </w:tr>
-      <w:tr>
-        <w:tc>
-          <w:tcPr>
-            <w:tcW w:type="dxa" w:w="2600"/>
-            <w:tcBorders>
-              <w:top w:val="single" w:color="CCCCCC" w:sz="1"/>
-              <w:left w:val="single" w:color="CCCCCC" w:sz="1"/>
-              <w:bottom w:val="single" w:color="CCCCCC" w:sz="1"/>
-              <w:right w:val="single" w:color="CCCCCC" w:sz="1"/>
-            </w:tcBorders>
-            <w:tcMar>
-              <w:top w:type="dxa" w:w="80"/>
-              <w:left w:type="dxa" w:w="120"/>
-              <w:bottom w:type="dxa" w:w="80"/>
-              <w:right w:type="dxa" w:w="120"/>
-            </w:tcMar>
-          </w:tcPr>
-          <w:p>
-            <w:r>
-              <w:rPr>
-                <w:rFonts w:ascii="Consolas" w:cs="Consolas" w:eastAsia="Consolas" w:hAnsi="Consolas"/>
-              </w:rPr>
-              <w:t xml:space="preserve">/msg &lt;name&gt; &lt;text&gt;</w:t>
-            </w:r>
-          </w:p>
-        </w:tc>
-        <w:tc>
-          <w:tcPr>
-            <w:tcW w:type="dxa" w:w="6760"/>
-            <w:tcBorders>
-              <w:top w:val="single" w:color="CCCCCC" w:sz="1"/>
-              <w:left w:val="single" w:color="CCCCCC" w:sz="1"/>
-              <w:bottom w:val="single" w:color="CCCCCC" w:sz="1"/>
-              <w:right w:val="single" w:color="CCCCCC" w:sz="1"/>
-            </w:tcBorders>
-            <w:tcMar>
-              <w:top w:type="dxa" w:w="80"/>
-              <w:left w:type="dxa" w:w="120"/>
-              <w:bottom w:type="dxa" w:w="80"/>
-              <w:right w:type="dxa" w:w="120"/>
-            </w:tcMar>
-          </w:tcPr>
-          <w:p>
-            <w:r>
-              <w:rPr>
-                <w:b w:val="false"/>
-                <w:bCs w:val="false"/>
-              </w:rPr>
-              <w:t xml:space="preserve">Send a private message (the name may be a prefix)</w:t>
-            </w:r>
-          </w:p>
-        </w:tc>
-      </w:tr>
-      <w:tr>
-        <w:tc>
-          <w:tcPr>
-            <w:tcW w:type="dxa" w:w="2600"/>
-            <w:tcBorders>
-              <w:top w:val="single" w:color="CCCCCC" w:sz="1"/>
-              <w:left w:val="single" w:color="CCCCCC" w:sz="1"/>
-              <w:bottom w:val="single" w:color="CCCCCC" w:sz="1"/>
-              <w:right w:val="single" w:color="CCCCCC" w:sz="1"/>
-            </w:tcBorders>
-            <w:tcMar>
-              <w:top w:type="dxa" w:w="80"/>
-              <w:left w:type="dxa" w:w="120"/>
-              <w:bottom w:type="dxa" w:w="80"/>
-              <w:right w:type="dxa" w:w="120"/>
-            </w:tcMar>
-          </w:tcPr>
-          <w:p>
-            <w:r>
-              <w:rPr>
-                <w:rFonts w:ascii="Consolas" w:cs="Consolas" w:eastAsia="Consolas" w:hAnsi="Consolas"/>
-              </w:rPr>
-              <w:t xml:space="preserve">/end</w:t>
-            </w:r>
-          </w:p>
-        </w:tc>
-        <w:tc>
-          <w:tcPr>
-            <w:tcW w:type="dxa" w:w="6760"/>
-            <w:tcBorders>
-              <w:top w:val="single" w:color="CCCCCC" w:sz="1"/>
-              <w:left w:val="single" w:color="CCCCCC" w:sz="1"/>
-              <w:bottom w:val="single" w:color="CCCCCC" w:sz="1"/>
-              <w:right w:val="single" w:color="CCCCCC" w:sz="1"/>
-            </w:tcBorders>
-            <w:tcMar>
-              <w:top w:type="dxa" w:w="80"/>
-              <w:left w:type="dxa" w:w="120"/>
-              <w:bottom w:type="dxa" w:w="80"/>
-              <w:right w:type="dxa" w:w="120"/>
-            </w:tcMar>
-          </w:tcPr>
-          <w:p>
-            <w:r>
-              <w:rPr>
-                <w:b w:val="false"/>
-                <w:bCs w:val="false"/>
-              </w:rPr>
-              <w:t xml:space="preserve">End the meeting for everyone (host only)</w:t>
-            </w:r>
-          </w:p>
-        </w:tc>
-      </w:tr>
-      <w:tr>
-        <w:tc>
-          <w:tcPr>
-            <w:tcW w:type="dxa" w:w="2600"/>
-            <w:tcBorders>
-              <w:top w:val="single" w:color="CCCCCC" w:sz="1"/>
-              <w:left w:val="single" w:color="CCCCCC" w:sz="1"/>
-              <w:bottom w:val="single" w:color="CCCCCC" w:sz="1"/>
-              <w:right w:val="single" w:color="CCCCCC" w:sz="1"/>
-            </w:tcBorders>
-            <w:tcMar>
-              <w:top w:type="dxa" w:w="80"/>
-              <w:left w:type="dxa" w:w="120"/>
-              <w:bottom w:type="dxa" w:w="80"/>
-              <w:right w:type="dxa" w:w="120"/>
-            </w:tcMar>
-          </w:tcPr>
-          <w:p>
-            <w:r>
-              <w:rPr>
-                <w:rFonts w:ascii="Consolas" w:cs="Consolas" w:eastAsia="Consolas" w:hAnsi="Consolas"/>
-              </w:rPr>
-              <w:t xml:space="preserve">/leave</w:t>
-            </w:r>
-          </w:p>
-        </w:tc>
-        <w:tc>
-          <w:tcPr>
-            <w:tcW w:type="dxa" w:w="6760"/>
-            <w:tcBorders>
-              <w:top w:val="single" w:color="CCCCCC" w:sz="1"/>
-              <w:left w:val="single" w:color="CCCCCC" w:sz="1"/>
-              <w:bottom w:val="single" w:color="CCCCCC" w:sz="1"/>
-              <w:right w:val="single" w:color="CCCCCC" w:sz="1"/>
-            </w:tcBorders>
-            <w:tcMar>
-              <w:top w:type="dxa" w:w="80"/>
-              <w:left w:type="dxa" w:w="120"/>
-              <w:bottom w:type="dxa" w:w="80"/>
-              <w:right w:type="dxa" w:w="120"/>
-            </w:tcMar>
-          </w:tcPr>
-          <w:p>
-            <w:r>
-              <w:rPr>
-                <w:b w:val="false"/>
-                <w:bCs w:val="false"/>
-              </w:rPr>
-              <w:t xml:space="preserve">Leave the meeting</w:t>
-            </w:r>
-          </w:p>
-        </w:tc>
-      </w:tr>
-    </w:tbl>
+        <w:t xml:space="preserve">The meeting window shows the live participant list — with the full host controls from section 6 when you are the host — and the end-to-end encrypted chat from section 5, including private messages and the 🔒 badge. Everything in those sections applies unchanged.</w:t>
+      </w:r>
+    </w:p>
     <w:tbl>
       <w:tblPr>
         <w:tblW w:type="dxa" w:w="9360"/>
@@ -1920,7 +1588,7 @@
               <w:t xml:space="preserve">Note:  </w:t>
             </w:r>
             <w:r>
-              <w:t xml:space="preserve">The console client has no audio or video — the camera/microphone stack is Windows-only for now. Linux participants follow the meeting through chat and the live participant list; use the Windows desktop client for full A/V.</w:t>
+              <w:t xml:space="preserve">The Linux client has no audio or video yet — the camera/microphone stack is Windows-only for now. Linux participants follow the meeting through chat and the live participant list; use the Windows desktop client for full A/V.</w:t>
             </w:r>
           </w:p>
         </w:tc>

--- a/docs/Z+ User Guide.docx
+++ b/docs/Z+ User Guide.docx
@@ -1075,7 +1075,7 @@
         <w:t xml:space="preserve">Invite by email</w:t>
       </w:r>
       <w:r>
-        <w:t xml:space="preserve">. Z+ emails each of them a link.</w:t>
+        <w:t xml:space="preserve">.</w:t>
       </w:r>
     </w:p>
     <w:p>
@@ -1088,6 +1088,82 @@
         <w:spacing w:after="60"/>
       </w:pPr>
       <w:r>
+        <w:t xml:space="preserve">To repeat the meeting, set </w:t>
+      </w:r>
+      <w:r>
+        <w:rPr>
+          <w:b/>
+          <w:bCs/>
+        </w:rPr>
+        <w:t xml:space="preserve">Repeat</w:t>
+      </w:r>
+      <w:r>
+        <w:t xml:space="preserve"> to Daily, Weekly or Monthly and choose how many </w:t>
+      </w:r>
+      <w:r>
+        <w:rPr>
+          <w:b/>
+          <w:bCs/>
+        </w:rPr>
+        <w:t xml:space="preserve">Occurrences</w:t>
+      </w:r>
+      <w:r>
+        <w:t xml:space="preserve"> you want. Each occurrence is its own meeting with its own ID.</w:t>
+      </w:r>
+    </w:p>
+    <w:p>
+      <w:pPr>
+        <w:pStyle w:val="ListParagraph"/>
+        <w:numPr>
+          <w:ilvl w:val="0"/>
+          <w:numId w:val="6"/>
+        </w:numPr>
+        <w:spacing w:after="60"/>
+      </w:pPr>
+      <w:r>
+        <w:t xml:space="preserve">Under </w:t>
+      </w:r>
+      <w:r>
+        <w:rPr>
+          <w:b/>
+          <w:bCs/>
+        </w:rPr>
+        <w:t xml:space="preserve">Send invitations</w:t>
+      </w:r>
+      <w:r>
+        <w:t xml:space="preserve">, choose when invitations go out — </w:t>
+      </w:r>
+      <w:r>
+        <w:rPr>
+          <w:b/>
+          <w:bCs/>
+        </w:rPr>
+        <w:t xml:space="preserve">Send invites now</w:t>
+      </w:r>
+      <w:r>
+        <w:t xml:space="preserve">, or as a reminder a set time before the meeting (for example </w:t>
+      </w:r>
+      <w:r>
+        <w:rPr>
+          <w:b/>
+          <w:bCs/>
+        </w:rPr>
+        <w:t xml:space="preserve">1 day before</w:t>
+      </w:r>
+      <w:r>
+        <w:t xml:space="preserve">). For a repeating meeting, each occurrence gets its own reminder at that lead time.</w:t>
+      </w:r>
+    </w:p>
+    <w:p>
+      <w:pPr>
+        <w:pStyle w:val="ListParagraph"/>
+        <w:numPr>
+          <w:ilvl w:val="0"/>
+          <w:numId w:val="6"/>
+        </w:numPr>
+        <w:spacing w:after="60"/>
+      </w:pPr>
+      <w:r>
         <w:t xml:space="preserve">Tap </w:t>
       </w:r>
       <w:r>
@@ -1098,7 +1174,7 @@
         <w:t xml:space="preserve">Schedule</w:t>
       </w:r>
       <w:r>
-        <w:t xml:space="preserve">. The meeting appears under </w:t>
+        <w:t xml:space="preserve">. The meeting (or the first occurrence) appears under </w:t>
       </w:r>
       <w:r>
         <w:rPr>
@@ -1109,6 +1185,22 @@
       </w:r>
       <w:r>
         <w:t xml:space="preserve"> with its ID.</w:t>
+      </w:r>
+    </w:p>
+    <w:p>
+      <w:pPr>
+        <w:pStyle w:val="Heading3"/>
+      </w:pPr>
+      <w:r>
+        <w:t xml:space="preserve">Recurring meetings &amp; reminders</w:t>
+      </w:r>
+    </w:p>
+    <w:p>
+      <w:pPr>
+        <w:spacing w:after="120"/>
+      </w:pPr>
+      <w:r>
+        <w:t xml:space="preserve">A repeating meeting creates a series of individual meetings — one per occurrence — so each has its own join ID and can be started and ended independently. When you pick a reminder lead time, Z+ emails the invitation that far ahead of each occurrence automatically, so invitees get a timely reminder rather than one email now for a meeting weeks away.</w:t>
       </w:r>
     </w:p>
     <w:p>

--- a/docs/Z+ User Guide.docx
+++ b/docs/Z+ User Guide.docx
@@ -1108,7 +1108,7 @@
         <w:t xml:space="preserve">Occurrences</w:t>
       </w:r>
       <w:r>
-        <w:t xml:space="preserve"> you want. Each occurrence is its own meeting with its own ID.</w:t>
+        <w:t xml:space="preserve"> you want. The whole series shares one join ID.</w:t>
       </w:r>
     </w:p>
     <w:p>
@@ -1174,7 +1174,7 @@
         <w:t xml:space="preserve">Schedule</w:t>
       </w:r>
       <w:r>
-        <w:t xml:space="preserve">. The meeting (or the first occurrence) appears under </w:t>
+        <w:t xml:space="preserve">. The meeting appears under </w:t>
       </w:r>
       <w:r>
         <w:rPr>
@@ -1200,7 +1200,7 @@
         <w:spacing w:after="120"/>
       </w:pPr>
       <w:r>
-        <w:t xml:space="preserve">A repeating meeting creates a series of individual meetings — one per occurrence — so each has its own join ID and can be started and ended independently. When you pick a reminder lead time, Z+ emails the invitation that far ahead of each occurrence automatically, so invitees get a timely reminder rather than one email now for a meeting weeks away.</w:t>
+        <w:t xml:space="preserve">A repeating meeting keeps a single join ID for the whole series — the same ID works for every occurrence, just like a recurring Zoom meeting. When an occurrence finishes, the host simply starts the meeting again next time with the same ID; ending one occurrence does not cancel the series. Once the final occurrence has passed, the ID automatically stops working. When you pick a reminder lead time, Z+ emails the invitation that far ahead of each occurrence automatically (showing that occurrence's date), so invitees get a timely reminder rather than one email now for a meeting weeks away.</w:t>
       </w:r>
     </w:p>
     <w:p>

--- a/docs/Z+ User Guide.docx
+++ b/docs/Z+ User Guide.docx
@@ -1009,7 +1009,7 @@
         <w:t xml:space="preserve">Topic</w:t>
       </w:r>
       <w:r>
-        <w:t xml:space="preserve">, pick the </w:t>
+        <w:t xml:space="preserve">, then pick the </w:t>
       </w:r>
       <w:r>
         <w:rPr>
@@ -1029,7 +1029,7 @@
         <w:t xml:space="preserve">Time</w:t>
       </w:r>
       <w:r>
-        <w:t xml:space="preserve"> (24-hour HH:mm) and </w:t>
+        <w:t xml:space="preserve"> and </w:t>
       </w:r>
       <w:r>
         <w:rPr>
@@ -1052,6 +1052,72 @@
         <w:spacing w:after="60"/>
       </w:pPr>
       <w:r>
+        <w:t xml:space="preserve">Choose your </w:t>
+      </w:r>
+      <w:r>
+        <w:rPr>
+          <w:b/>
+          <w:bCs/>
+        </w:rPr>
+        <w:t xml:space="preserve">Time format</w:t>
+      </w:r>
+      <w:r>
+        <w:t xml:space="preserve"> — </w:t>
+      </w:r>
+      <w:r>
+        <w:rPr>
+          <w:b/>
+          <w:bCs/>
+        </w:rPr>
+        <w:t xml:space="preserve">12-hour (AM/PM)</w:t>
+      </w:r>
+      <w:r>
+        <w:t xml:space="preserve"> or </w:t>
+      </w:r>
+      <w:r>
+        <w:rPr>
+          <w:b/>
+          <w:bCs/>
+        </w:rPr>
+        <w:t xml:space="preserve">24-hour</w:t>
+      </w:r>
+      <w:r>
+        <w:t xml:space="preserve">. In 12-hour mode an AM/PM box appears next to the time. Switching formats re-writes the time you already typed.</w:t>
+      </w:r>
+    </w:p>
+    <w:p>
+      <w:pPr>
+        <w:pStyle w:val="ListParagraph"/>
+        <w:numPr>
+          <w:ilvl w:val="0"/>
+          <w:numId w:val="6"/>
+        </w:numPr>
+        <w:spacing w:after="60"/>
+      </w:pPr>
+      <w:r>
+        <w:t xml:space="preserve">Check the </w:t>
+      </w:r>
+      <w:r>
+        <w:rPr>
+          <w:b/>
+          <w:bCs/>
+        </w:rPr>
+        <w:t xml:space="preserve">Time zone</w:t>
+      </w:r>
+      <w:r>
+        <w:t xml:space="preserve">. It starts on your computer's zone; change it if you're scheduling for somewhere else — your time is interpreted in the zone shown here.</w:t>
+      </w:r>
+    </w:p>
+    <w:p>
+      <w:pPr>
+        <w:pStyle w:val="ListParagraph"/>
+        <w:numPr>
+          <w:ilvl w:val="0"/>
+          <w:numId w:val="6"/>
+        </w:numPr>
+        <w:spacing w:after="60"/>
+      </w:pPr>
+      <w:r>
         <w:t xml:space="preserve">Optionally add a password.</w:t>
       </w:r>
     </w:p>
@@ -1185,6 +1251,22 @@
       </w:r>
       <w:r>
         <w:t xml:space="preserve"> with its ID.</w:t>
+      </w:r>
+    </w:p>
+    <w:p>
+      <w:pPr>
+        <w:pStyle w:val="Heading3"/>
+      </w:pPr>
+      <w:r>
+        <w:t xml:space="preserve">Times in invitations</w:t>
+      </w:r>
+    </w:p>
+    <w:p>
+      <w:pPr>
+        <w:spacing w:after="120"/>
+      </w:pPr>
+      <w:r>
+        <w:t xml:space="preserve">Invitations show the meeting time twice: once in your time zone and chosen format (for example “Thursday, July 16 2026 at 9:00 AM Central Daylight Time (UTC-05:00)”), and once in UTC underneath — always in 24-hour, the international convention, so there's no AM/PM ambiguity. That way invitees in any region can read it without doing the maths themselves. Daylight-saving is handled for you: the zone name and offset shown are the ones in force on that date.</w:t>
       </w:r>
     </w:p>
     <w:p>
